--- a/utils/file/statement/关于刘金同学毕设情况的说明.docx
+++ b/utils/file/statement/关于刘金同学毕设情况的说明.docx
@@ -5,7 +5,13 @@
     <w:sdt>
       <w:sdtPr>
         <w:rPr>
+          <w:rFonts w:asciiTheme="minorHAnsi" w:eastAsiaTheme="minorEastAsia" w:hAnsiTheme="minorHAnsi" w:cstheme="minorBidi"/>
+          <w:color w:val="auto"/>
+          <w:kern w:val="2"/>
+          <w:sz w:val="22"/>
+          <w:szCs w:val="24"/>
           <w:lang w:val="zh-CN"/>
+          <w14:ligatures w14:val="standardContextual"/>
         </w:rPr>
         <w:id w:val="1714616231"/>
         <w:docPartObj>
@@ -15,14 +21,8 @@
       </w:sdtPr>
       <w:sdtEndPr>
         <w:rPr>
-          <w:rFonts w:asciiTheme="minorHAnsi" w:eastAsiaTheme="minorEastAsia" w:hAnsiTheme="minorHAnsi" w:cstheme="minorBidi"/>
           <w:b/>
           <w:bCs/>
-          <w:color w:val="auto"/>
-          <w:kern w:val="2"/>
-          <w:sz w:val="22"/>
-          <w:szCs w:val="24"/>
-          <w14:ligatures w14:val="standardContextual"/>
         </w:rPr>
       </w:sdtEndPr>
       <w:sdtContent>
@@ -30,9 +30,6 @@
           <w:pPr>
             <w:pStyle w:val="TOC"/>
             <w:jc w:val="center"/>
-            <w:rPr>
-              <w:rFonts w:hint="eastAsia"/>
-            </w:rPr>
           </w:pPr>
           <w:r>
             <w:rPr>
@@ -60,12 +57,9 @@
             <w:instrText xml:space="preserve"> TOC \o "1-3" \h \z \u </w:instrText>
           </w:r>
           <w:r>
-            <w:rPr>
-              <w:rFonts w:hint="eastAsia"/>
-            </w:rPr>
             <w:fldChar w:fldCharType="separate"/>
           </w:r>
-          <w:hyperlink w:anchor="_Toc231628765" w:history="1">
+          <w:hyperlink w:anchor="_Toc231661509" w:history="1">
             <w:r>
               <w:rPr>
                 <w:rStyle w:val="af2"/>
@@ -102,7 +96,7 @@
                 <w:noProof/>
                 <w:webHidden/>
               </w:rPr>
-              <w:instrText>PAGEREF _Toc231628765 \h</w:instrText>
+              <w:instrText>PAGEREF _Toc231661509 \h</w:instrText>
             </w:r>
             <w:r>
               <w:rPr>
@@ -155,7 +149,7 @@
               <w:noProof/>
             </w:rPr>
           </w:pPr>
-          <w:hyperlink w:anchor="_Toc231628766" w:history="1">
+          <w:hyperlink w:anchor="_Toc231661510" w:history="1">
             <w:r>
               <w:rPr>
                 <w:rStyle w:val="af2"/>
@@ -192,7 +186,7 @@
                 <w:noProof/>
                 <w:webHidden/>
               </w:rPr>
-              <w:instrText>PAGEREF _Toc231628766 \h</w:instrText>
+              <w:instrText>PAGEREF _Toc231661510 \h</w:instrText>
             </w:r>
             <w:r>
               <w:rPr>
@@ -245,7 +239,7 @@
               <w:noProof/>
             </w:rPr>
           </w:pPr>
-          <w:hyperlink w:anchor="_Toc231628767" w:history="1">
+          <w:hyperlink w:anchor="_Toc231661511" w:history="1">
             <w:r>
               <w:rPr>
                 <w:rStyle w:val="af2"/>
@@ -282,7 +276,7 @@
                 <w:noProof/>
                 <w:webHidden/>
               </w:rPr>
-              <w:instrText>PAGEREF _Toc231628767 \h</w:instrText>
+              <w:instrText>PAGEREF _Toc231661511 \h</w:instrText>
             </w:r>
             <w:r>
               <w:rPr>
@@ -335,13 +329,13 @@
               <w:noProof/>
             </w:rPr>
           </w:pPr>
-          <w:hyperlink w:anchor="_Toc231628768" w:history="1">
+          <w:hyperlink w:anchor="_Toc231661512" w:history="1">
             <w:r>
               <w:rPr>
                 <w:rStyle w:val="af2"/>
                 <w:noProof/>
               </w:rPr>
-              <w:t>四、声明</w:t>
+              <w:t>四、综述</w:t>
             </w:r>
             <w:r>
               <w:rPr>
@@ -372,7 +366,7 @@
                 <w:noProof/>
                 <w:webHidden/>
               </w:rPr>
-              <w:instrText>PAGEREF _Toc231628768 \h</w:instrText>
+              <w:instrText>PAGEREF _Toc231661512 \h</w:instrText>
             </w:r>
             <w:r>
               <w:rPr>
@@ -415,11 +409,6 @@
           </w:hyperlink>
         </w:p>
         <w:p>
-          <w:pPr>
-            <w:rPr>
-              <w:rFonts w:hint="eastAsia"/>
-            </w:rPr>
-          </w:pPr>
           <w:r>
             <w:rPr>
               <w:b/>
@@ -499,7 +488,7 @@
           <w:sz w:val="24"/>
         </w:rPr>
       </w:pPr>
-      <w:bookmarkStart w:id="0" w:name="_Toc231628765"/>
+      <w:bookmarkStart w:id="0" w:name="_Toc231661509"/>
       <w:r>
         <w:rPr>
           <w:rFonts w:hint="eastAsia"/>
@@ -595,7 +584,21 @@
           <w:rFonts w:hint="eastAsia"/>
           <w:sz w:val="24"/>
         </w:rPr>
-        <w:t>刘金同学初稿未能</w:t>
+        <w:t>刘金同学初稿</w:t>
+      </w:r>
+      <w:r>
+        <w:rPr>
+          <w:rFonts w:hint="eastAsia"/>
+          <w:sz w:val="24"/>
+        </w:rPr>
+        <w:t>都</w:t>
+      </w:r>
+      <w:r>
+        <w:rPr>
+          <w:rFonts w:hint="eastAsia"/>
+          <w:sz w:val="24"/>
+        </w:rPr>
+        <w:t>未能</w:t>
       </w:r>
       <w:r>
         <w:rPr>
@@ -610,6 +613,13 @@
           <w:sz w:val="24"/>
         </w:rPr>
         <w:t>。</w:t>
+      </w:r>
+      <w:r>
+        <w:rPr>
+          <w:rFonts w:hint="eastAsia"/>
+          <w:sz w:val="24"/>
+        </w:rPr>
+        <w:t>直到</w:t>
       </w:r>
       <w:r>
         <w:rPr>
@@ -712,21 +722,79 @@
           <w:rFonts w:hint="eastAsia"/>
           <w:sz w:val="24"/>
         </w:rPr>
-        <w:t>且</w:t>
-      </w:r>
-      <w:r>
-        <w:rPr>
-          <w:rFonts w:hint="eastAsia"/>
-          <w:sz w:val="24"/>
-        </w:rPr>
-        <w:t>没有完成定稿，</w:t>
-      </w:r>
-      <w:r>
-        <w:rPr>
-          <w:rFonts w:hint="eastAsia"/>
-          <w:sz w:val="24"/>
-        </w:rPr>
-        <w:t>所以未能按期参加答辩。</w:t>
+        <w:t>刘金同学</w:t>
+      </w:r>
+      <w:r>
+        <w:rPr>
+          <w:rFonts w:hint="eastAsia"/>
+          <w:color w:val="EE0000"/>
+          <w:sz w:val="24"/>
+        </w:rPr>
+        <w:t>没有</w:t>
+      </w:r>
+      <w:r>
+        <w:rPr>
+          <w:rFonts w:hint="eastAsia"/>
+          <w:color w:val="EE0000"/>
+          <w:sz w:val="24"/>
+        </w:rPr>
+        <w:t>在学院规定的时间节点</w:t>
+      </w:r>
+      <w:r>
+        <w:rPr>
+          <w:rFonts w:hint="eastAsia"/>
+          <w:color w:val="EE0000"/>
+          <w:sz w:val="24"/>
+        </w:rPr>
+        <w:t>按照要求</w:t>
+      </w:r>
+      <w:r>
+        <w:rPr>
+          <w:rFonts w:hint="eastAsia"/>
+          <w:color w:val="EE0000"/>
+          <w:sz w:val="24"/>
+        </w:rPr>
+        <w:t>完成</w:t>
+      </w:r>
+      <w:r>
+        <w:rPr>
+          <w:rFonts w:hint="eastAsia"/>
+          <w:color w:val="EE0000"/>
+          <w:sz w:val="24"/>
+        </w:rPr>
+        <w:t>论文</w:t>
+      </w:r>
+      <w:r>
+        <w:rPr>
+          <w:rFonts w:hint="eastAsia"/>
+          <w:color w:val="EE0000"/>
+          <w:sz w:val="24"/>
+        </w:rPr>
+        <w:t>定稿，</w:t>
+      </w:r>
+      <w:r>
+        <w:rPr>
+          <w:rFonts w:hint="eastAsia"/>
+          <w:color w:val="EE0000"/>
+          <w:sz w:val="24"/>
+        </w:rPr>
+        <w:t>不具备</w:t>
+      </w:r>
+      <w:r>
+        <w:rPr>
+          <w:rFonts w:hint="eastAsia"/>
+          <w:color w:val="EE0000"/>
+          <w:sz w:val="24"/>
+        </w:rPr>
+        <w:t>答辩资格</w:t>
+      </w:r>
+      <w:r>
+        <w:rPr>
+          <w:rFonts w:hint="eastAsia"/>
+          <w:color w:val="EE0000"/>
+          <w:sz w:val="24"/>
+        </w:rPr>
+        <w:t>。</w:t>
       </w:r>
     </w:p>
     <w:p>
@@ -816,18 +884,8 @@
           <w:sz w:val="21"/>
           <w:szCs w:val="21"/>
         </w:rPr>
-        <w:t>维</w:t>
-      </w:r>
-      <w:proofErr w:type="gramStart"/>
-      <w:r>
-        <w:rPr>
-          <w:rFonts w:hint="eastAsia"/>
-          <w:sz w:val="21"/>
-          <w:szCs w:val="21"/>
-        </w:rPr>
-        <w:t>普系统</w:t>
-      </w:r>
-      <w:proofErr w:type="gramEnd"/>
+        <w:t>维普系统</w:t>
+      </w:r>
       <w:r>
         <w:rPr>
           <w:rFonts w:hint="eastAsia"/>
@@ -962,13 +1020,6 @@
           <w:sz w:val="24"/>
         </w:rPr>
         <w:t>。</w:t>
-      </w:r>
-      <w:r>
-        <w:rPr>
-          <w:rFonts w:hint="eastAsia"/>
-          <w:sz w:val="24"/>
-        </w:rPr>
-        <w:t>其一，</w:t>
       </w:r>
       <w:r>
         <w:rPr>
@@ -1398,18 +1449,8 @@
           <w:sz w:val="21"/>
           <w:szCs w:val="21"/>
         </w:rPr>
-        <w:t>维</w:t>
-      </w:r>
-      <w:proofErr w:type="gramStart"/>
-      <w:r>
-        <w:rPr>
-          <w:rFonts w:hint="eastAsia"/>
-          <w:sz w:val="21"/>
-          <w:szCs w:val="21"/>
-        </w:rPr>
-        <w:t>普系统</w:t>
-      </w:r>
-      <w:proofErr w:type="gramEnd"/>
+        <w:t>维普系统</w:t>
+      </w:r>
       <w:r>
         <w:rPr>
           <w:rFonts w:hint="eastAsia"/>
@@ -1430,7 +1471,7 @@
           <w:sz w:val="24"/>
         </w:rPr>
       </w:pPr>
-      <w:bookmarkStart w:id="1" w:name="_Toc231628766"/>
+      <w:bookmarkStart w:id="1" w:name="_Toc231661510"/>
       <w:r>
         <w:rPr>
           <w:rFonts w:hint="eastAsia"/>
@@ -1525,7 +1566,6 @@
         </w:rPr>
         <w:t>明确在毕设</w:t>
       </w:r>
-      <w:proofErr w:type="gramStart"/>
       <w:r>
         <w:rPr>
           <w:rFonts w:hint="eastAsia"/>
@@ -1538,15 +1578,7 @@
           <w:rFonts w:hint="eastAsia"/>
           <w:sz w:val="24"/>
         </w:rPr>
-        <w:t>群</w:t>
-      </w:r>
-      <w:proofErr w:type="gramEnd"/>
-      <w:r>
-        <w:rPr>
-          <w:rFonts w:hint="eastAsia"/>
-          <w:sz w:val="24"/>
-        </w:rPr>
-        <w:t>以及单独和刘金同学</w:t>
+        <w:t>群以及单独和刘金同学</w:t>
       </w:r>
       <w:r>
         <w:rPr>
@@ -1617,6 +1649,38 @@
           <w:sz w:val="24"/>
         </w:rPr>
         <w:t>提交初稿及定稿。</w:t>
+      </w:r>
+      <w:r>
+        <w:rPr>
+          <w:rFonts w:hint="eastAsia"/>
+          <w:color w:val="EE0000"/>
+          <w:sz w:val="24"/>
+        </w:rPr>
+        <w:t>作为</w:t>
+      </w:r>
+      <w:r>
+        <w:rPr>
+          <w:rFonts w:hint="eastAsia"/>
+          <w:color w:val="EE0000"/>
+          <w:sz w:val="24"/>
+        </w:rPr>
+        <w:t>成年人，刘金同学应充分认识到延毕</w:t>
+      </w:r>
+      <w:r>
+        <w:rPr>
+          <w:rFonts w:hint="eastAsia"/>
+          <w:color w:val="EE0000"/>
+          <w:sz w:val="24"/>
+        </w:rPr>
+        <w:t>导致</w:t>
+      </w:r>
+      <w:r>
+        <w:rPr>
+          <w:rFonts w:hint="eastAsia"/>
+          <w:color w:val="EE0000"/>
+          <w:sz w:val="24"/>
+        </w:rPr>
+        <w:t>的后果。</w:t>
       </w:r>
     </w:p>
     <w:p>
@@ -1722,12 +1786,14 @@
         <w:ind w:firstLineChars="200" w:firstLine="480"/>
         <w:jc w:val="both"/>
         <w:rPr>
-          <w:sz w:val="24"/>
-        </w:rPr>
-      </w:pPr>
-      <w:r>
-        <w:rPr>
-          <w:rFonts w:hint="eastAsia"/>
+          <w:color w:val="EE0000"/>
+          <w:sz w:val="24"/>
+        </w:rPr>
+      </w:pPr>
+      <w:r>
+        <w:rPr>
+          <w:rFonts w:hint="eastAsia"/>
+          <w:color w:val="EE0000"/>
           <w:sz w:val="24"/>
         </w:rPr>
         <w:t xml:space="preserve">2. </w:t>
@@ -1735,16 +1801,151 @@
       <w:r>
         <w:rPr>
           <w:rFonts w:hint="eastAsia"/>
-          <w:sz w:val="24"/>
-        </w:rPr>
-        <w:t>答辩后，</w:t>
-      </w:r>
-      <w:r>
-        <w:rPr>
-          <w:rFonts w:hint="eastAsia"/>
-          <w:sz w:val="24"/>
-        </w:rPr>
-        <w:t>考虑到后期刘金同学仍然要完成毕设，所以让其</w:t>
+          <w:color w:val="EE0000"/>
+          <w:sz w:val="24"/>
+        </w:rPr>
+        <w:t>后</w:t>
+      </w:r>
+      <w:r>
+        <w:rPr>
+          <w:rFonts w:hint="eastAsia"/>
+          <w:color w:val="EE0000"/>
+          <w:sz w:val="24"/>
+        </w:rPr>
+        <w:t>期</w:t>
+      </w:r>
+      <w:r>
+        <w:rPr>
+          <w:rFonts w:hint="eastAsia"/>
+          <w:color w:val="EE0000"/>
+          <w:sz w:val="24"/>
+        </w:rPr>
+        <w:t>与</w:t>
+      </w:r>
+      <w:r>
+        <w:rPr>
+          <w:rFonts w:hint="eastAsia"/>
+          <w:color w:val="EE0000"/>
+          <w:sz w:val="24"/>
+        </w:rPr>
+        <w:t>刘金同学</w:t>
+      </w:r>
+      <w:r>
+        <w:rPr>
+          <w:rFonts w:hint="eastAsia"/>
+          <w:color w:val="EE0000"/>
+          <w:sz w:val="24"/>
+        </w:rPr>
+        <w:t>的沟通中，并</w:t>
+      </w:r>
+      <w:r>
+        <w:rPr>
+          <w:rFonts w:hint="eastAsia"/>
+          <w:color w:val="EE0000"/>
+          <w:sz w:val="24"/>
+        </w:rPr>
+        <w:t>没有任何</w:t>
+      </w:r>
+      <w:r>
+        <w:rPr>
+          <w:rFonts w:hint="eastAsia"/>
+          <w:color w:val="EE0000"/>
+          <w:sz w:val="24"/>
+        </w:rPr>
+        <w:t>形式的</w:t>
+      </w:r>
+      <w:r>
+        <w:rPr>
+          <w:rFonts w:hint="eastAsia"/>
+          <w:color w:val="EE0000"/>
+          <w:sz w:val="24"/>
+        </w:rPr>
+        <w:t>约定；其</w:t>
+      </w:r>
+      <w:r>
+        <w:rPr>
+          <w:rFonts w:hint="eastAsia"/>
+          <w:color w:val="EE0000"/>
+          <w:sz w:val="24"/>
+        </w:rPr>
+        <w:t>申述材料中提及协调及约定二辩一项，与事实不符</w:t>
+      </w:r>
+      <w:r>
+        <w:rPr>
+          <w:rFonts w:hint="eastAsia"/>
+          <w:color w:val="EE0000"/>
+          <w:sz w:val="24"/>
+        </w:rPr>
+        <w:t>，是其</w:t>
+      </w:r>
+      <w:r>
+        <w:rPr>
+          <w:rFonts w:hint="eastAsia"/>
+          <w:color w:val="EE0000"/>
+          <w:sz w:val="24"/>
+        </w:rPr>
+        <w:t>断章取义的</w:t>
+      </w:r>
+      <w:r>
+        <w:rPr>
+          <w:rFonts w:hint="eastAsia"/>
+          <w:color w:val="EE0000"/>
+          <w:sz w:val="24"/>
+        </w:rPr>
+        <w:t>主观判断</w:t>
+      </w:r>
+      <w:r>
+        <w:rPr>
+          <w:rFonts w:hint="eastAsia"/>
+          <w:color w:val="EE0000"/>
+          <w:sz w:val="24"/>
+        </w:rPr>
+        <w:t>。</w:t>
+      </w:r>
+    </w:p>
+    <w:p>
+      <w:pPr>
+        <w:spacing w:after="0" w:line="360" w:lineRule="auto"/>
+        <w:ind w:firstLineChars="200" w:firstLine="480"/>
+        <w:jc w:val="both"/>
+        <w:rPr>
+          <w:sz w:val="24"/>
+        </w:rPr>
+      </w:pPr>
+      <w:r>
+        <w:rPr>
+          <w:rFonts w:hint="eastAsia"/>
+          <w:sz w:val="24"/>
+        </w:rPr>
+        <w:t>3</w:t>
+      </w:r>
+      <w:r>
+        <w:rPr>
+          <w:rFonts w:hint="eastAsia"/>
+          <w:sz w:val="24"/>
+        </w:rPr>
+        <w:t>.</w:t>
+      </w:r>
+      <w:r>
+        <w:rPr>
+          <w:rFonts w:hint="eastAsia"/>
+          <w:sz w:val="24"/>
+        </w:rPr>
+        <w:t>考虑到后期刘金同学仍然要完成毕设，所以</w:t>
+      </w:r>
+      <w:r>
+        <w:rPr>
+          <w:rFonts w:hint="eastAsia"/>
+          <w:sz w:val="24"/>
+        </w:rPr>
+        <w:t>指导老师上</w:t>
+      </w:r>
+      <w:r>
+        <w:rPr>
+          <w:rFonts w:hint="eastAsia"/>
+          <w:sz w:val="24"/>
+        </w:rPr>
+        <w:t>让其</w:t>
       </w:r>
       <w:r>
         <w:rPr>
@@ -1765,7 +1966,7 @@
           <w:rFonts w:hint="eastAsia"/>
           <w:sz w:val="24"/>
         </w:rPr>
-        <w:t>，所以后期继续</w:t>
+        <w:t>，所以继续</w:t>
       </w:r>
       <w:r>
         <w:rPr>
@@ -1919,7 +2120,7 @@
           <w:sz w:val="24"/>
         </w:rPr>
       </w:pPr>
-      <w:bookmarkStart w:id="2" w:name="_Toc231628767"/>
+      <w:bookmarkStart w:id="2" w:name="_Toc231661511"/>
       <w:r>
         <w:rPr>
           <w:rFonts w:hint="eastAsia"/>
@@ -2142,21 +2343,7 @@
           <w:rFonts w:hint="eastAsia"/>
           <w:sz w:val="24"/>
         </w:rPr>
-        <w:t>（</w:t>
-      </w:r>
-      <w:r>
-        <w:rPr>
-          <w:rFonts w:hint="eastAsia"/>
-          <w:sz w:val="24"/>
-        </w:rPr>
-        <w:t>部分</w:t>
-      </w:r>
-      <w:r>
-        <w:rPr>
-          <w:rFonts w:hint="eastAsia"/>
-          <w:sz w:val="24"/>
-        </w:rPr>
-        <w:t>）</w:t>
+        <w:t>（部分）</w:t>
       </w:r>
       <w:r>
         <w:rPr>
@@ -2185,6 +2372,13 @@
           <w:sz w:val="24"/>
         </w:rPr>
         <w:t>多次</w:t>
+      </w:r>
+      <w:r>
+        <w:rPr>
+          <w:rFonts w:hint="eastAsia"/>
+          <w:sz w:val="24"/>
+        </w:rPr>
+        <w:t>出现，</w:t>
       </w:r>
       <w:r>
         <w:rPr>
@@ -3130,23 +3324,13 @@
         </w:rPr>
         <w:t>-</w:t>
       </w:r>
-      <w:proofErr w:type="gramStart"/>
-      <w:r>
-        <w:rPr>
-          <w:rFonts w:hint="eastAsia"/>
-          <w:sz w:val="21"/>
-          <w:szCs w:val="21"/>
-        </w:rPr>
-        <w:t>然后的</w:t>
-      </w:r>
-      <w:proofErr w:type="gramEnd"/>
-      <w:r>
-        <w:rPr>
-          <w:rFonts w:hint="eastAsia"/>
-          <w:sz w:val="21"/>
-          <w:szCs w:val="21"/>
-        </w:rPr>
-        <w:t>顺序叙述</w:t>
+      <w:r>
+        <w:rPr>
+          <w:rFonts w:hint="eastAsia"/>
+          <w:sz w:val="21"/>
+          <w:szCs w:val="21"/>
+        </w:rPr>
+        <w:t>然后的顺序叙述</w:t>
       </w:r>
     </w:p>
     <w:p>
@@ -3173,25 +3357,7 @@
           <w:sz w:val="21"/>
           <w:szCs w:val="21"/>
         </w:rPr>
-        <w:t>图表不要背景色。</w:t>
-      </w:r>
-      <w:proofErr w:type="gramStart"/>
-      <w:r>
-        <w:rPr>
-          <w:rFonts w:hint="eastAsia"/>
-          <w:sz w:val="21"/>
-          <w:szCs w:val="21"/>
-        </w:rPr>
-        <w:t>请创新</w:t>
-      </w:r>
-      <w:proofErr w:type="gramEnd"/>
-      <w:r>
-        <w:rPr>
-          <w:rFonts w:hint="eastAsia"/>
-          <w:sz w:val="21"/>
-          <w:szCs w:val="21"/>
-        </w:rPr>
-        <w:t>统一绘制。保持大小、粗细一致。。。。。。。。。。。。。。。。。。。。。为什么还是没有改正？</w:t>
+        <w:t>图表不要背景色。请创新统一绘制。保持大小、粗细一致。。。。。。。。。。。。。。。。。。。。。为什么还是没有改正？</w:t>
       </w:r>
     </w:p>
     <w:p>
@@ -3470,25 +3636,7 @@
           <w:sz w:val="21"/>
           <w:szCs w:val="21"/>
         </w:rPr>
-        <w:t>所有的</w:t>
-      </w:r>
-      <w:proofErr w:type="gramStart"/>
-      <w:r>
-        <w:rPr>
-          <w:rFonts w:hint="eastAsia"/>
-          <w:sz w:val="21"/>
-          <w:szCs w:val="21"/>
-        </w:rPr>
-        <w:t>图统一</w:t>
-      </w:r>
-      <w:proofErr w:type="gramEnd"/>
-      <w:r>
-        <w:rPr>
-          <w:rFonts w:hint="eastAsia"/>
-          <w:sz w:val="21"/>
-          <w:szCs w:val="21"/>
-        </w:rPr>
-        <w:t>设计，相同的颜色、字体、粗细等等，不要缩放，不要背景</w:t>
+        <w:t>所有的图统一设计，相同的颜色、字体、粗细等等，不要缩放，不要背景</w:t>
       </w:r>
     </w:p>
     <w:p>
@@ -3760,25 +3908,7 @@
           <w:sz w:val="21"/>
           <w:szCs w:val="21"/>
         </w:rPr>
-        <w:t>致谢不要</w:t>
-      </w:r>
-      <w:proofErr w:type="gramStart"/>
-      <w:r>
-        <w:rPr>
-          <w:rFonts w:hint="eastAsia"/>
-          <w:sz w:val="21"/>
-          <w:szCs w:val="21"/>
-        </w:rPr>
-        <w:t>提指导</w:t>
-      </w:r>
-      <w:proofErr w:type="gramEnd"/>
-      <w:r>
-        <w:rPr>
-          <w:rFonts w:hint="eastAsia"/>
-          <w:sz w:val="21"/>
-          <w:szCs w:val="21"/>
-        </w:rPr>
-        <w:t>老师，就感谢学校和朋友</w:t>
+        <w:t>致谢不要提指导老师，就感谢学校和朋友</w:t>
       </w:r>
     </w:p>
     <w:p>
@@ -4241,25 +4371,7 @@
           <w:sz w:val="21"/>
           <w:szCs w:val="21"/>
         </w:rPr>
-        <w:t>尽量</w:t>
-      </w:r>
-      <w:proofErr w:type="gramStart"/>
-      <w:r>
-        <w:rPr>
-          <w:rFonts w:hint="eastAsia"/>
-          <w:sz w:val="21"/>
-          <w:szCs w:val="21"/>
-        </w:rPr>
-        <w:t>参加腾讯会议</w:t>
-      </w:r>
-      <w:proofErr w:type="gramEnd"/>
-      <w:r>
-        <w:rPr>
-          <w:rFonts w:hint="eastAsia"/>
-          <w:sz w:val="21"/>
-          <w:szCs w:val="21"/>
-        </w:rPr>
-        <w:t>；</w:t>
+        <w:t>尽量参加腾讯会议；</w:t>
       </w:r>
       <w:r>
         <w:rPr>
@@ -4547,25 +4659,7 @@
           <w:sz w:val="21"/>
           <w:szCs w:val="21"/>
         </w:rPr>
-        <w:t>尽量</w:t>
-      </w:r>
-      <w:proofErr w:type="gramStart"/>
-      <w:r>
-        <w:rPr>
-          <w:rFonts w:hint="eastAsia"/>
-          <w:sz w:val="21"/>
-          <w:szCs w:val="21"/>
-        </w:rPr>
-        <w:t>参加腾讯会议</w:t>
-      </w:r>
-      <w:proofErr w:type="gramEnd"/>
-      <w:r>
-        <w:rPr>
-          <w:rFonts w:hint="eastAsia"/>
-          <w:sz w:val="21"/>
-          <w:szCs w:val="21"/>
-        </w:rPr>
-        <w:t>；</w:t>
+        <w:t>尽量参加腾讯会议；</w:t>
       </w:r>
       <w:r>
         <w:rPr>
@@ -5382,14 +5476,22 @@
           <w:szCs w:val="21"/>
         </w:rPr>
       </w:pPr>
-      <w:bookmarkStart w:id="3" w:name="_Toc231628768"/>
-      <w:r>
-        <w:rPr>
-          <w:rFonts w:hint="eastAsia"/>
-          <w:sz w:val="21"/>
-          <w:szCs w:val="21"/>
-        </w:rPr>
-        <w:t>四、声明</w:t>
+      <w:bookmarkStart w:id="3" w:name="_Toc231661512"/>
+      <w:r>
+        <w:rPr>
+          <w:rFonts w:hint="eastAsia"/>
+          <w:sz w:val="21"/>
+          <w:szCs w:val="21"/>
+        </w:rPr>
+        <w:t>四、</w:t>
+      </w:r>
+      <w:r>
+        <w:rPr>
+          <w:rFonts w:hint="eastAsia"/>
+          <w:sz w:val="21"/>
+          <w:szCs w:val="21"/>
+        </w:rPr>
+        <w:t>综述</w:t>
       </w:r>
       <w:bookmarkEnd w:id="3"/>
     </w:p>
@@ -5399,7 +5501,6 @@
         <w:ind w:firstLineChars="200" w:firstLine="420"/>
         <w:jc w:val="both"/>
         <w:rPr>
-          <w:rFonts w:hint="eastAsia"/>
           <w:sz w:val="21"/>
           <w:szCs w:val="21"/>
         </w:rPr>
@@ -5467,149 +5568,127 @@
           <w:sz w:val="21"/>
           <w:szCs w:val="21"/>
         </w:rPr>
-        <w:t>，可以说倾注了大量的精力。对刘金同学及其家长的心情表示充分理解，同时也感到极大的寒心。</w:t>
-      </w:r>
-      <w:r>
-        <w:rPr>
-          <w:rFonts w:hint="eastAsia"/>
-          <w:sz w:val="21"/>
-          <w:szCs w:val="21"/>
-        </w:rPr>
-        <w:t>其申述</w:t>
-      </w:r>
-      <w:r>
-        <w:rPr>
-          <w:rFonts w:hint="eastAsia"/>
-          <w:sz w:val="21"/>
-          <w:szCs w:val="21"/>
-        </w:rPr>
-        <w:t>不仅仅干扰了正常的教学和毕设秩序，而且也牵涉了各级领导大量的精力，同时</w:t>
-      </w:r>
-      <w:r>
-        <w:rPr>
-          <w:rFonts w:hint="eastAsia"/>
-          <w:sz w:val="21"/>
-          <w:szCs w:val="21"/>
-        </w:rPr>
-        <w:t>也</w:t>
-      </w:r>
-      <w:r>
-        <w:rPr>
-          <w:rFonts w:hint="eastAsia"/>
-          <w:sz w:val="21"/>
-          <w:szCs w:val="21"/>
-        </w:rPr>
-        <w:t>打击了老师们</w:t>
-      </w:r>
-      <w:r>
-        <w:rPr>
-          <w:rFonts w:hint="eastAsia"/>
-          <w:sz w:val="21"/>
-          <w:szCs w:val="21"/>
-        </w:rPr>
-        <w:t>认真工作的</w:t>
-      </w:r>
-      <w:r>
-        <w:rPr>
-          <w:rFonts w:hint="eastAsia"/>
-          <w:sz w:val="21"/>
-          <w:szCs w:val="21"/>
-        </w:rPr>
-        <w:t>积极性。</w:t>
-      </w:r>
-      <w:r>
-        <w:rPr>
-          <w:rFonts w:hint="eastAsia"/>
-          <w:sz w:val="21"/>
-          <w:szCs w:val="21"/>
-        </w:rPr>
-        <w:t>现声明如下：</w:t>
+        <w:t>，可以说倾注了大量的精力。</w:t>
       </w:r>
     </w:p>
     <w:p>
       <w:pPr>
         <w:spacing w:after="0" w:line="360" w:lineRule="auto"/>
         <w:ind w:firstLineChars="200" w:firstLine="420"/>
-        <w:rPr>
-          <w:sz w:val="21"/>
-          <w:szCs w:val="21"/>
-        </w:rPr>
-      </w:pPr>
-      <w:r>
-        <w:rPr>
-          <w:rFonts w:hint="eastAsia"/>
-          <w:sz w:val="21"/>
-          <w:szCs w:val="21"/>
-        </w:rPr>
-        <w:t xml:space="preserve">1. </w:t>
-      </w:r>
-      <w:r>
-        <w:rPr>
-          <w:rFonts w:hint="eastAsia"/>
-          <w:sz w:val="21"/>
-          <w:szCs w:val="21"/>
-        </w:rPr>
-        <w:t>如果前期指导过程存在违规违纪的情况，本人愿意承担相应责任；</w:t>
-      </w:r>
-    </w:p>
-    <w:p>
-      <w:pPr>
-        <w:spacing w:after="0" w:line="360" w:lineRule="auto"/>
-        <w:ind w:firstLineChars="200" w:firstLine="420"/>
-        <w:rPr>
-          <w:sz w:val="21"/>
-          <w:szCs w:val="21"/>
-        </w:rPr>
-      </w:pPr>
-      <w:r>
-        <w:rPr>
-          <w:rFonts w:hint="eastAsia"/>
-          <w:sz w:val="21"/>
-          <w:szCs w:val="21"/>
-        </w:rPr>
-        <w:t>2</w:t>
-      </w:r>
-      <w:r>
-        <w:rPr>
-          <w:rFonts w:hint="eastAsia"/>
-          <w:sz w:val="21"/>
-          <w:szCs w:val="21"/>
-        </w:rPr>
-        <w:t xml:space="preserve">. </w:t>
-      </w:r>
-      <w:r>
-        <w:rPr>
-          <w:rFonts w:hint="eastAsia"/>
-          <w:sz w:val="21"/>
-          <w:szCs w:val="21"/>
-        </w:rPr>
-        <w:t>辞去后期继续指导刘金同学毕设的相关工作；</w:t>
-      </w:r>
-    </w:p>
-    <w:p>
-      <w:pPr>
-        <w:spacing w:after="0" w:line="360" w:lineRule="auto"/>
-        <w:ind w:firstLineChars="200" w:firstLine="420"/>
-        <w:rPr>
-          <w:sz w:val="21"/>
-          <w:szCs w:val="21"/>
-        </w:rPr>
-      </w:pPr>
-      <w:r>
-        <w:rPr>
-          <w:rFonts w:hint="eastAsia"/>
-          <w:sz w:val="21"/>
-          <w:szCs w:val="21"/>
-        </w:rPr>
-        <w:t xml:space="preserve">3. </w:t>
-      </w:r>
-      <w:r>
-        <w:rPr>
-          <w:rFonts w:hint="eastAsia"/>
-          <w:sz w:val="21"/>
-          <w:szCs w:val="21"/>
-        </w:rPr>
-        <w:t>如果刘金同学申述与事实不符，要求刘金同学及其家长出具书面道歉。</w:t>
+        <w:jc w:val="both"/>
+        <w:rPr>
+          <w:color w:val="EE0000"/>
+          <w:sz w:val="21"/>
+          <w:szCs w:val="21"/>
+        </w:rPr>
+      </w:pPr>
+      <w:r>
+        <w:rPr>
+          <w:rFonts w:hint="eastAsia"/>
+          <w:color w:val="EE0000"/>
+          <w:sz w:val="21"/>
+          <w:szCs w:val="21"/>
+        </w:rPr>
+        <w:t>客观上</w:t>
+      </w:r>
+      <w:r>
+        <w:rPr>
+          <w:rFonts w:hint="eastAsia"/>
+          <w:color w:val="EE0000"/>
+          <w:sz w:val="21"/>
+          <w:szCs w:val="21"/>
+        </w:rPr>
+        <w:t>是</w:t>
+      </w:r>
+      <w:r>
+        <w:rPr>
+          <w:rFonts w:hint="eastAsia"/>
+          <w:color w:val="EE0000"/>
+          <w:sz w:val="21"/>
+          <w:szCs w:val="21"/>
+        </w:rPr>
+        <w:t>刘金同学自身重视不够，认识不足，</w:t>
+      </w:r>
+      <w:r>
+        <w:rPr>
+          <w:rFonts w:hint="eastAsia"/>
+          <w:color w:val="EE0000"/>
+          <w:sz w:val="21"/>
+          <w:szCs w:val="21"/>
+        </w:rPr>
+        <w:t>未按照学院毕设要求，如期完成论文，</w:t>
+      </w:r>
+      <w:r>
+        <w:rPr>
+          <w:rFonts w:hint="eastAsia"/>
+          <w:color w:val="EE0000"/>
+          <w:sz w:val="21"/>
+          <w:szCs w:val="21"/>
+        </w:rPr>
+        <w:t>滞后学院进度安排，</w:t>
+      </w:r>
+      <w:r>
+        <w:rPr>
+          <w:rFonts w:hint="eastAsia"/>
+          <w:color w:val="EE0000"/>
+          <w:sz w:val="21"/>
+          <w:szCs w:val="21"/>
+        </w:rPr>
+        <w:t>导致</w:t>
+      </w:r>
+      <w:r>
+        <w:rPr>
+          <w:rFonts w:hint="eastAsia"/>
+          <w:color w:val="EE0000"/>
+          <w:sz w:val="21"/>
+          <w:szCs w:val="21"/>
+        </w:rPr>
+        <w:t>未能取得</w:t>
+      </w:r>
+      <w:r>
+        <w:rPr>
+          <w:rFonts w:hint="eastAsia"/>
+          <w:color w:val="EE0000"/>
+          <w:sz w:val="21"/>
+          <w:szCs w:val="21"/>
+        </w:rPr>
+        <w:t>答辩资格</w:t>
+      </w:r>
+      <w:r>
+        <w:rPr>
+          <w:rFonts w:hint="eastAsia"/>
+          <w:color w:val="EE0000"/>
+          <w:sz w:val="21"/>
+          <w:szCs w:val="21"/>
+        </w:rPr>
+        <w:t>，论文成绩</w:t>
+      </w:r>
+      <w:r>
+        <w:rPr>
+          <w:rFonts w:hint="eastAsia"/>
+          <w:color w:val="EE0000"/>
+          <w:sz w:val="21"/>
+          <w:szCs w:val="21"/>
+        </w:rPr>
+        <w:t>评定</w:t>
+      </w:r>
+      <w:r>
+        <w:rPr>
+          <w:rFonts w:hint="eastAsia"/>
+          <w:color w:val="EE0000"/>
+          <w:sz w:val="21"/>
+          <w:szCs w:val="21"/>
+        </w:rPr>
+        <w:t>不合格</w:t>
+      </w:r>
+      <w:r>
+        <w:rPr>
+          <w:rFonts w:hint="eastAsia"/>
+          <w:color w:val="EE0000"/>
+          <w:sz w:val="21"/>
+          <w:szCs w:val="21"/>
+        </w:rPr>
+        <w:t>。</w:t>
       </w:r>
     </w:p>
     <w:p>
@@ -5719,9 +5798,6 @@
         <w:pPr>
           <w:pStyle w:val="af0"/>
           <w:jc w:val="center"/>
-          <w:rPr>
-            <w:rFonts w:hint="eastAsia"/>
-          </w:rPr>
         </w:pPr>
         <w:r>
           <w:fldChar w:fldCharType="begin"/>
